--- a/public/templates/examples/A-056-EncryptionPolicy-EXAMPLE-L.docx
+++ b/public/templates/examples/A-056-EncryptionPolicy-EXAMPLE-L.docx
@@ -31,6 +31,9 @@
         <w:gridCol w:w="9360"/>
       </w:tblGrid>
       <w:tr>
+        <w:trPr>
+          <w:cantSplit/>
+        </w:trPr>
         <w:tc>
           <w:tcPr>
             <w:tcW w:type="dxa" w:w="9360"/>
@@ -72,7 +75,6 @@
             <w:r>
               <w:rPr>
                 <w:rFonts w:ascii="Aptos" w:cs="Aptos" w:eastAsia="Aptos" w:hAnsi="Aptos"/>
-                <w:b/>
                 <w:sz w:val="24"/>
                 <w:szCs w:val="24"/>
               </w:rPr>
@@ -89,7 +91,6 @@
             <w:r>
               <w:rPr>
                 <w:rFonts w:ascii="Aptos" w:cs="Aptos" w:eastAsia="Aptos" w:hAnsi="Aptos"/>
-                <w:b/>
                 <w:sz w:val="24"/>
                 <w:szCs w:val="24"/>
               </w:rPr>
@@ -420,7 +421,12 @@
     </w:p>
     <w:p>
       <w:pPr>
-        <w:spacing w:after="120" w:before="0"/>
+        <w:pStyle w:val="ListParagraph"/>
+        <w:numPr>
+          <w:ilvl w:val="0"/>
+          <w:numId w:val="300"/>
+        </w:numPr>
+        <w:spacing w:after="60"/>
       </w:pPr>
       <w:r>
         <w:rPr>
@@ -428,12 +434,17 @@
           <w:sz w:val="24"/>
           <w:szCs w:val="24"/>
         </w:rPr>
-        <w:t xml:space="preserve">1. The Agency shall encrypt sensitive data at rest and in transit, using only cryptography approved in the Encryption Standards Document.</w:t>
-      </w:r>
-    </w:p>
-    <w:p>
-      <w:pPr>
-        <w:spacing w:after="120" w:before="0"/>
+        <w:t xml:space="preserve">The Agency shall encrypt sensitive data at rest and in transit, using only cryptography approved in the Encryption Standards Document.</w:t>
+      </w:r>
+    </w:p>
+    <w:p>
+      <w:pPr>
+        <w:pStyle w:val="ListParagraph"/>
+        <w:numPr>
+          <w:ilvl w:val="0"/>
+          <w:numId w:val="300"/>
+        </w:numPr>
+        <w:spacing w:after="60"/>
       </w:pPr>
       <w:r>
         <w:rPr>
@@ -441,12 +452,17 @@
           <w:sz w:val="24"/>
           <w:szCs w:val="24"/>
         </w:rPr>
-        <w:t xml:space="preserve">2. Encryption follows the Data Classification Policy. Data classified Restricted or Confidential shall be encrypted at rest and in transit. The Agency may extend encryption to lower classifications where a statute, contract, or risk decision requires it.</w:t>
-      </w:r>
-    </w:p>
-    <w:p>
-      <w:pPr>
-        <w:spacing w:after="120" w:before="0"/>
+        <w:t xml:space="preserve">Encryption follows the Data Classification Policy. Data classified Restricted or Confidential shall be encrypted at rest and in transit. The Agency may extend encryption to lower classifications where a statute, contract, or risk decision requires it.</w:t>
+      </w:r>
+    </w:p>
+    <w:p>
+      <w:pPr>
+        <w:pStyle w:val="ListParagraph"/>
+        <w:numPr>
+          <w:ilvl w:val="0"/>
+          <w:numId w:val="300"/>
+        </w:numPr>
+        <w:spacing w:after="60"/>
       </w:pPr>
       <w:r>
         <w:rPr>
@@ -454,12 +470,17 @@
           <w:sz w:val="24"/>
           <w:szCs w:val="24"/>
         </w:rPr>
-        <w:t xml:space="preserve">3. The Agency shall encrypt sensitive data wherever it resides, including on-premises and cloud storage, databases, application logs, call recordings, and backups.</w:t>
-      </w:r>
-    </w:p>
-    <w:p>
-      <w:pPr>
-        <w:spacing w:after="120" w:before="0"/>
+        <w:t xml:space="preserve">The Agency shall encrypt sensitive data wherever it resides, including on-premises and cloud storage, databases, application logs, call recordings, and backups.</w:t>
+      </w:r>
+    </w:p>
+    <w:p>
+      <w:pPr>
+        <w:pStyle w:val="ListParagraph"/>
+        <w:numPr>
+          <w:ilvl w:val="0"/>
+          <w:numId w:val="300"/>
+        </w:numPr>
+        <w:spacing w:after="60"/>
       </w:pPr>
       <w:r>
         <w:rPr>
@@ -467,12 +488,17 @@
           <w:sz w:val="24"/>
           <w:szCs w:val="24"/>
         </w:rPr>
-        <w:t xml:space="preserve">4. The Agency shall encrypt sensitive data in transit across networks it does not control, including device-to-device communication, voice and message traffic, system interfaces, and remote-access sessions.</w:t>
-      </w:r>
-    </w:p>
-    <w:p>
-      <w:pPr>
-        <w:spacing w:after="120" w:before="0"/>
+        <w:t xml:space="preserve">The Agency shall encrypt sensitive data in transit across networks it does not control, including device-to-device communication, voice and message traffic, system interfaces, and remote-access sessions.</w:t>
+      </w:r>
+    </w:p>
+    <w:p>
+      <w:pPr>
+        <w:pStyle w:val="ListParagraph"/>
+        <w:numPr>
+          <w:ilvl w:val="0"/>
+          <w:numId w:val="300"/>
+        </w:numPr>
+        <w:spacing w:after="60"/>
       </w:pPr>
       <w:r>
         <w:rPr>
@@ -480,12 +506,17 @@
           <w:sz w:val="24"/>
           <w:szCs w:val="24"/>
         </w:rPr>
-        <w:t xml:space="preserve">5. The Agency shall select algorithms, protocols, and key lengths only from the Encryption Standards Document, and shall not use any cryptography the Standard prohibits.</w:t>
-      </w:r>
-    </w:p>
-    <w:p>
-      <w:pPr>
-        <w:spacing w:after="120" w:before="0"/>
+        <w:t xml:space="preserve">The Agency shall select algorithms, protocols, and key lengths only from the Encryption Standards Document, and shall not use any cryptography the Standard prohibits.</w:t>
+      </w:r>
+    </w:p>
+    <w:p>
+      <w:pPr>
+        <w:pStyle w:val="ListParagraph"/>
+        <w:numPr>
+          <w:ilvl w:val="0"/>
+          <w:numId w:val="300"/>
+        </w:numPr>
+        <w:spacing w:after="60"/>
       </w:pPr>
       <w:r>
         <w:rPr>
@@ -493,12 +524,17 @@
           <w:sz w:val="24"/>
           <w:szCs w:val="24"/>
         </w:rPr>
-        <w:t xml:space="preserve">6. Cryptographic keys shall be generated, distributed, stored, rotated, and revoked under the Key &amp; Certificate Management Policy. Key access is restricted and kept separate from the data the keys protect.</w:t>
-      </w:r>
-    </w:p>
-    <w:p>
-      <w:pPr>
-        <w:spacing w:after="120" w:before="0"/>
+        <w:t xml:space="preserve">Cryptographic keys shall be generated, distributed, stored, rotated, and revoked under the Key &amp; Certificate Management Policy. Key access is restricted and kept separate from the data the keys protect.</w:t>
+      </w:r>
+    </w:p>
+    <w:p>
+      <w:pPr>
+        <w:pStyle w:val="ListParagraph"/>
+        <w:numPr>
+          <w:ilvl w:val="0"/>
+          <w:numId w:val="300"/>
+        </w:numPr>
+        <w:spacing w:after="60"/>
       </w:pPr>
       <w:r>
         <w:rPr>
@@ -506,12 +542,17 @@
           <w:sz w:val="24"/>
           <w:szCs w:val="24"/>
         </w:rPr>
-        <w:t xml:space="preserve">7. Vendors and service providers that store or transmit Agency sensitive data shall meet encryption requirements no weaker than this policy, evidenced by contract terms or a recognized attestation such as FedRAMP or SOC 2.</w:t>
-      </w:r>
-    </w:p>
-    <w:p>
-      <w:pPr>
-        <w:spacing w:after="120" w:before="0"/>
+        <w:t xml:space="preserve">Vendors and service providers that store or transmit Agency sensitive data shall meet encryption requirements no weaker than this policy, evidenced by contract terms or a recognized attestation such as FedRAMP or SOC 2.</w:t>
+      </w:r>
+    </w:p>
+    <w:p>
+      <w:pPr>
+        <w:pStyle w:val="ListParagraph"/>
+        <w:numPr>
+          <w:ilvl w:val="0"/>
+          <w:numId w:val="300"/>
+        </w:numPr>
+        <w:spacing w:after="60"/>
       </w:pPr>
       <w:r>
         <w:rPr>
@@ -519,12 +560,17 @@
           <w:sz w:val="24"/>
           <w:szCs w:val="24"/>
         </w:rPr>
-        <w:t xml:space="preserve">8. The Agency shall verify that required encryption is in place, record the result in the Encryption Implementation Verification Records, and track any gap to closure in the Risk / Finding Register.</w:t>
-      </w:r>
-    </w:p>
-    <w:p>
-      <w:pPr>
-        <w:spacing w:after="120" w:before="0"/>
+        <w:t xml:space="preserve">The Agency shall verify that required encryption is in place, record the result in the Encryption Implementation Verification Records, and track any gap to closure in the Risk / Finding Register.</w:t>
+      </w:r>
+    </w:p>
+    <w:p>
+      <w:pPr>
+        <w:pStyle w:val="ListParagraph"/>
+        <w:numPr>
+          <w:ilvl w:val="0"/>
+          <w:numId w:val="300"/>
+        </w:numPr>
+        <w:spacing w:after="60"/>
       </w:pPr>
       <w:r>
         <w:rPr>
@@ -532,7 +578,7 @@
           <w:sz w:val="24"/>
           <w:szCs w:val="24"/>
         </w:rPr>
-        <w:t xml:space="preserve">9. Encryption that protects CJIS-regulated data is governed in addition by the CJIS Handling Addendum below.</w:t>
+        <w:t xml:space="preserve">Encryption that protects CJIS-regulated data is governed in addition by the CJIS Handling Addendum below.</w:t>
       </w:r>
     </w:p>
     <w:p>
@@ -570,6 +616,7 @@
       </w:tblGrid>
       <w:tr>
         <w:trPr>
+          <w:cantSplit/>
           <w:tblHeader/>
         </w:trPr>
         <w:tc>
@@ -636,6 +683,9 @@
         </w:tc>
       </w:tr>
       <w:tr>
+        <w:trPr>
+          <w:cantSplit/>
+        </w:trPr>
         <w:tc>
           <w:tcPr>
             <w:tcW w:type="dxa" w:w="3000"/>
@@ -696,6 +746,9 @@
         </w:tc>
       </w:tr>
       <w:tr>
+        <w:trPr>
+          <w:cantSplit/>
+        </w:trPr>
         <w:tc>
           <w:tcPr>
             <w:tcW w:type="dxa" w:w="3000"/>
@@ -756,6 +809,9 @@
         </w:tc>
       </w:tr>
       <w:tr>
+        <w:trPr>
+          <w:cantSplit/>
+        </w:trPr>
         <w:tc>
           <w:tcPr>
             <w:tcW w:type="dxa" w:w="3000"/>
@@ -813,6 +869,9 @@
         </w:tc>
       </w:tr>
       <w:tr>
+        <w:trPr>
+          <w:cantSplit/>
+        </w:trPr>
         <w:tc>
           <w:tcPr>
             <w:tcW w:type="dxa" w:w="3000"/>
@@ -1014,6 +1073,7 @@
       </w:tblGrid>
       <w:tr>
         <w:trPr>
+          <w:cantSplit/>
           <w:tblHeader/>
         </w:trPr>
         <w:tc>
@@ -1080,6 +1140,9 @@
         </w:tc>
       </w:tr>
       <w:tr>
+        <w:trPr>
+          <w:cantSplit/>
+        </w:trPr>
         <w:tc>
           <w:tcPr>
             <w:tcW w:type="dxa" w:w="3200"/>
@@ -1191,6 +1254,9 @@
         <w:gridCol w:w="9360"/>
       </w:tblGrid>
       <w:tr>
+        <w:trPr>
+          <w:cantSplit/>
+        </w:trPr>
         <w:tc>
           <w:tcPr>
             <w:tcW w:type="dxa" w:w="9360"/>
@@ -1338,6 +1404,7 @@
       </w:tblGrid>
       <w:tr>
         <w:trPr>
+          <w:cantSplit/>
           <w:tblHeader/>
         </w:trPr>
         <w:tc>
@@ -1466,6 +1533,9 @@
         </w:tc>
       </w:tr>
       <w:tr>
+        <w:trPr>
+          <w:cantSplit/>
+        </w:trPr>
         <w:tc>
           <w:tcPr>
             <w:tcW w:type="dxa" w:w="3000"/>
@@ -1576,6 +1646,9 @@
         </w:tc>
       </w:tr>
       <w:tr>
+        <w:trPr>
+          <w:cantSplit/>
+        </w:trPr>
         <w:tc>
           <w:tcPr>
             <w:tcW w:type="dxa" w:w="3000"/>
@@ -1723,6 +1796,7 @@
       </w:tblGrid>
       <w:tr>
         <w:trPr>
+          <w:cantSplit/>
           <w:tblHeader/>
         </w:trPr>
         <w:tc>
@@ -1851,6 +1925,9 @@
         </w:tc>
       </w:tr>
       <w:tr>
+        <w:trPr>
+          <w:cantSplit/>
+        </w:trPr>
         <w:tc>
           <w:tcPr>
             <w:tcW w:type="dxa" w:w="1300"/>
@@ -1976,10 +2053,6 @@
     </w:sectPr>
   </w:body>
 </w:document>
-</file>
-
-<file path=word/comments.xml><?xml version="1.0" encoding="utf-8"?>
-<w:comments xmlns:cx="http://schemas.microsoft.com/office/drawing/2014/chartex" xmlns:cx1="http://schemas.microsoft.com/office/drawing/2015/9/8/chartex" xmlns:cx2="http://schemas.microsoft.com/office/drawing/2015/10/21/chartex" xmlns:cx3="http://schemas.microsoft.com/office/drawing/2016/5/9/chartex" xmlns:cx4="http://schemas.microsoft.com/office/drawing/2016/5/10/chartex" xmlns:cx5="http://schemas.microsoft.com/office/drawing/2016/5/11/chartex" xmlns:cx6="http://schemas.microsoft.com/office/drawing/2016/5/12/chartex" xmlns:cx7="http://schemas.microsoft.com/office/drawing/2016/5/13/chartex" xmlns:cx8="http://schemas.microsoft.com/office/drawing/2016/5/14/chartex" xmlns:mc="http://schemas.openxmlformats.org/markup-compatibility/2006" xmlns:aink="http://schemas.microsoft.com/office/drawing/2016/ink" xmlns:am3d="http://schemas.microsoft.com/office/drawing/2017/model3d" xmlns:o="urn:schemas-microsoft-com:office:office" xmlns:r="http://schemas.openxmlformats.org/officeDocument/2006/relationships" xmlns:m="http://schemas.openxmlformats.org/officeDocument/2006/math" xmlns:v="urn:schemas-microsoft-com:vml" xmlns:wp14="http://schemas.microsoft.com/office/word/2010/wordprocessingDrawing" xmlns:wp="http://schemas.openxmlformats.org/drawingml/2006/wordprocessingDrawing" xmlns:w10="urn:schemas-microsoft-com:office:word" xmlns:w="http://schemas.openxmlformats.org/wordprocessingml/2006/main" xmlns:w14="http://schemas.microsoft.com/office/word/2010/wordml" xmlns:w15="http://schemas.microsoft.com/office/word/2012/wordml" xmlns:w16cex="http://schemas.microsoft.com/office/word/2018/wordml/cex" xmlns:w16cid="http://schemas.microsoft.com/office/word/2016/wordml/cid" xmlns:w16="http://schemas.microsoft.com/office/word/2018/wordml" xmlns:w16sdtdh="http://schemas.microsoft.com/office/word/2020/wordml/sdtdatahash" xmlns:w16se="http://schemas.microsoft.com/office/word/2015/wordml/symex" xmlns:wpg="http://schemas.microsoft.com/office/word/2010/wordprocessingGroup" xmlns:wpi="http://schemas.microsoft.com/office/word/2010/wordprocessingInk" xmlns:wne="http://schemas.microsoft.com/office/word/2006/wordml" xmlns:wps="http://schemas.microsoft.com/office/word/2010/wordprocessingShape"/>
 </file>
 
 <file path=word/endnotes.xml><?xml version="1.0" encoding="utf-8"?>
@@ -2117,7 +2190,7 @@
     <w:r>
       <w:drawing>
         <wp:inline xmlns:a="http://schemas.openxmlformats.org/drawingml/2006/main" xmlns:pic="http://schemas.openxmlformats.org/drawingml/2006/picture">
-          <wp:extent cx="822960" cy="822960"/>
+          <wp:extent cx="777240" cy="777240"/>
           <wp:docPr id="1" name="Picture 1"/>
           <wp:cNvGraphicFramePr>
             <a:graphicFrameLocks noChangeAspect="1"/>
@@ -2138,7 +2211,7 @@
                 <pic:spPr>
                   <a:xfrm>
                     <a:off x="0" y="0"/>
-                    <a:ext cx="822960" cy="822960"/>
+                    <a:ext cx="777240" cy="777240"/>
                   </a:xfrm>
                   <a:prstGeom prst="rect"/>
                 </pic:spPr>
@@ -2156,6 +2229,14 @@
       </w:pBdr>
       <w:jc w:val="right"/>
     </w:pPr>
+    <w:r>
+      <w:rPr>
+        <w:rFonts w:ascii="Aptos" w:cs="Aptos" w:eastAsia="Aptos" w:hAnsi="Aptos"/>
+        <w:color w:val="595959"/>
+        <w:sz w:val="16"/>
+        <w:szCs w:val="16"/>
+      </w:rPr>
+    </w:r>
   </w:p>
   <w:p>
     <w:r>
@@ -2439,6 +2520,12 @@
       <w:startOverride w:val="1"/>
     </w:lvlOverride>
   </w:num>
+  <w:num w:numId="300">
+    <w:abstractNumId w:val="8"/>
+    <w:lvlOverride w:ilvl="0">
+      <w:startOverride w:val="1"/>
+    </w:lvlOverride>
+  </w:num>
 </w:numbering>
 </file>
 
@@ -2464,37 +2551,24 @@
       <w:szCs w:val="56"/>
     </w:rPr>
   </w:style>
-  <w:style w:type="paragraph" w:styleId="Heading1">
-    <w:name w:val="Heading 1"/>
-    <w:basedOn w:val="Normal"/>
-    <w:next w:val="Normal"/>
-    <w:qFormat/>
-    <w:rPr>
-      <w:color w:val="2E74B5"/>
-      <w:sz w:val="32"/>
-      <w:szCs w:val="32"/>
-    </w:rPr>
-  </w:style>
-  <w:style w:type="paragraph" w:styleId="Heading2">
-    <w:name w:val="Heading 2"/>
-    <w:basedOn w:val="Normal"/>
-    <w:next w:val="Normal"/>
-    <w:qFormat/>
-    <w:rPr>
-      <w:color w:val="2E74B5"/>
-      <w:sz w:val="26"/>
-      <w:szCs w:val="26"/>
-    </w:rPr>
-  </w:style>
   <w:style w:type="paragraph" w:styleId="Heading3">
     <w:name w:val="Heading 3"/>
     <w:basedOn w:val="Normal"/>
     <w:next w:val="Normal"/>
     <w:qFormat/>
+    <w:pPr>
+      <w:keepNext/>
+      <w:keepLines/>
+      <w:spacing w:after="100" w:before="220"/>
+      <w:outlineLvl w:val="2"/>
+    </w:pPr>
     <w:rPr>
-      <w:color w:val="1F4D78"/>
-      <w:sz w:val="24"/>
-      <w:szCs w:val="24"/>
+      <w:rFonts w:ascii="Aptos" w:cs="Aptos" w:eastAsia="Aptos" w:hAnsi="Aptos"/>
+      <w:b/>
+      <w:bCs/>
+      <w:color w:val="1B3A5C"/>
+      <w:sz w:val="26"/>
+      <w:szCs w:val="26"/>
     </w:rPr>
   </w:style>
   <w:style w:type="paragraph" w:styleId="Heading4">
@@ -2502,10 +2576,19 @@
     <w:basedOn w:val="Normal"/>
     <w:next w:val="Normal"/>
     <w:qFormat/>
+    <w:pPr>
+      <w:keepNext/>
+      <w:keepLines/>
+      <w:spacing w:after="100" w:before="220"/>
+      <w:outlineLvl w:val="3"/>
+    </w:pPr>
     <w:rPr>
-      <w:i/>
-      <w:iCs/>
-      <w:color w:val="2E74B5"/>
+      <w:rFonts w:ascii="Aptos" w:cs="Aptos" w:eastAsia="Aptos" w:hAnsi="Aptos"/>
+      <w:b/>
+      <w:bCs/>
+      <w:color w:val="1B3A5C"/>
+      <w:sz w:val="24"/>
+      <w:szCs w:val="24"/>
     </w:rPr>
   </w:style>
   <w:style w:type="paragraph" w:styleId="Heading5">
@@ -2513,8 +2596,19 @@
     <w:basedOn w:val="Normal"/>
     <w:next w:val="Normal"/>
     <w:qFormat/>
+    <w:pPr>
+      <w:keepNext/>
+      <w:keepLines/>
+      <w:spacing w:after="100" w:before="220"/>
+      <w:outlineLvl w:val="4"/>
+    </w:pPr>
     <w:rPr>
-      <w:color w:val="2E74B5"/>
+      <w:rFonts w:ascii="Aptos" w:cs="Aptos" w:eastAsia="Aptos" w:hAnsi="Aptos"/>
+      <w:b/>
+      <w:bCs/>
+      <w:color w:val="1B3A5C"/>
+      <w:sz w:val="24"/>
+      <w:szCs w:val="24"/>
     </w:rPr>
   </w:style>
   <w:style w:type="paragraph" w:styleId="Heading6">
@@ -2522,8 +2616,19 @@
     <w:basedOn w:val="Normal"/>
     <w:next w:val="Normal"/>
     <w:qFormat/>
+    <w:pPr>
+      <w:keepNext/>
+      <w:keepLines/>
+      <w:spacing w:after="100" w:before="220"/>
+      <w:outlineLvl w:val="5"/>
+    </w:pPr>
     <w:rPr>
-      <w:color w:val="1F4D78"/>
+      <w:rFonts w:ascii="Aptos" w:cs="Aptos" w:eastAsia="Aptos" w:hAnsi="Aptos"/>
+      <w:b/>
+      <w:bCs/>
+      <w:color w:val="1B3A5C"/>
+      <w:sz w:val="24"/>
+      <w:szCs w:val="24"/>
     </w:rPr>
   </w:style>
   <w:style w:type="paragraph" w:styleId="Strong">
@@ -2631,6 +2736,8 @@
     <w:next w:val="Normal"/>
     <w:qFormat/>
     <w:pPr>
+      <w:keepNext/>
+      <w:keepLines/>
       <w:spacing w:after="160" w:before="240"/>
       <w:outlineLvl w:val="0"/>
     </w:pPr>
@@ -2649,6 +2756,8 @@
     <w:next w:val="Normal"/>
     <w:qFormat/>
     <w:pPr>
+      <w:keepNext/>
+      <w:keepLines/>
       <w:spacing w:after="100" w:before="220"/>
       <w:outlineLvl w:val="1"/>
     </w:pPr>
